--- a/estandar-c/templates/checklist-productos.docx
+++ b/estandar-c/templates/checklist-productos.docx
@@ -4,7 +4,26 @@
   <w:body>
     <w:p>
       <w:pPr>
+        <w:spacing w:after="40"/>
+      </w:pPr>
+      <w:r>
+        <w:rPr>
+          <w:rFonts w:ascii="Calibri" w:hAnsi="Calibri"/>
+          <w:b/>
+          <w:color w:val="529ED7"/>
+          <w:sz w:val="16"/>
+        </w:rPr>
+        <w:t>PLANTILLA DE TRABAJO · ESTÁNDAR C</w:t>
+      </w:r>
+    </w:p>
+    <w:p>
+      <w:pPr>
         <w:pStyle w:val="Title"/>
+        <w:pBdr>
+          <w:bottom w:val="single" w:sz="12" w:space="6" w:color="F7C031"/>
+        </w:pBdr>
+        <w:spacing w:after="280"/>
+        <w:jc w:val="left"/>
       </w:pPr>
       <w:r>
         <w:t>Checklist de productos · Ruta C</w:t>
@@ -19,25 +38,49 @@
       <w:tblPr>
         <w:tblStyle w:val="TableGrid"/>
         <w:tblW w:type="auto" w:w="0"/>
+        <w:tblBorders>
+          <w:top w:val="single" w:sz="4" w:space="0" w:color="C9D3E4"/>
+          <w:left w:val="single" w:sz="4" w:space="0" w:color="C9D3E4"/>
+          <w:bottom w:val="single" w:sz="4" w:space="0" w:color="C9D3E4"/>
+          <w:right w:val="single" w:sz="4" w:space="0" w:color="C9D3E4"/>
+          <w:insideH w:val="single" w:sz="4" w:space="0" w:color="C9D3E4"/>
+          <w:insideV w:val="single" w:sz="4" w:space="0" w:color="C9D3E4"/>
+        </w:tblBorders>
+        <w:tblLayout w:type="fixed"/>
+        <w:tblCellMar>
+          <w:top w:w="60" w:type="dxa"/>
+          <w:left w:w="108" w:type="dxa"/>
+          <w:bottom w:w="60" w:type="dxa"/>
+          <w:right w:w="108" w:type="dxa"/>
+        </w:tblCellMar>
         <w:tblLook w:firstColumn="1" w:firstRow="1" w:lastColumn="0" w:lastRow="0" w:noHBand="0" w:noVBand="1" w:val="04A0"/>
       </w:tblPr>
       <w:tblGrid>
-        <w:gridCol w:w="2160"/>
-        <w:gridCol w:w="2160"/>
-        <w:gridCol w:w="2160"/>
-        <w:gridCol w:w="2160"/>
+        <w:gridCol w:w="2484"/>
+        <w:gridCol w:w="2484"/>
+        <w:gridCol w:w="2484"/>
+        <w:gridCol w:w="2484"/>
       </w:tblGrid>
       <w:tr>
+        <w:trPr>
+          <w:cantSplit w:val="true"/>
+          <w:tblHeader w:val="true"/>
+        </w:trPr>
         <w:tc>
           <w:tcPr>
-            <w:tcW w:type="dxa" w:w="2160"/>
+            <w:tcW w:type="dxa" w:w="5184"/>
             <w:shd w:val="clear" w:color="auto" w:fill="28467E"/>
+            <w:vAlign w:val="top"/>
           </w:tcPr>
           <w:p>
+            <w:pPr>
+              <w:spacing w:before="0" w:after="40" w:line="240" w:lineRule="auto"/>
+            </w:pPr>
             <w:r>
               <w:rPr>
                 <w:b/>
                 <w:color w:val="FFFFFF"/>
+                <w:sz w:val="19"/>
               </w:rPr>
               <w:t>Criterio o evidencia</w:t>
             </w:r>
@@ -45,14 +88,20 @@
         </w:tc>
         <w:tc>
           <w:tcPr>
-            <w:tcW w:type="dxa" w:w="2160"/>
+            <w:tcW w:type="dxa" w:w="1224"/>
             <w:shd w:val="clear" w:color="auto" w:fill="28467E"/>
+            <w:vAlign w:val="top"/>
           </w:tcPr>
           <w:p>
+            <w:pPr>
+              <w:spacing w:before="0" w:after="40" w:line="240" w:lineRule="auto"/>
+              <w:jc w:val="center"/>
+            </w:pPr>
             <w:r>
               <w:rPr>
                 <w:b/>
                 <w:color w:val="FFFFFF"/>
+                <w:sz w:val="19"/>
               </w:rPr>
               <w:t>Preparado</w:t>
             </w:r>
@@ -60,14 +109,20 @@
         </w:tc>
         <w:tc>
           <w:tcPr>
-            <w:tcW w:type="dxa" w:w="2160"/>
+            <w:tcW w:type="dxa" w:w="1368"/>
             <w:shd w:val="clear" w:color="auto" w:fill="28467E"/>
+            <w:vAlign w:val="top"/>
           </w:tcPr>
           <w:p>
+            <w:pPr>
+              <w:spacing w:before="0" w:after="40" w:line="240" w:lineRule="auto"/>
+              <w:jc w:val="center"/>
+            </w:pPr>
             <w:r>
               <w:rPr>
                 <w:b/>
                 <w:color w:val="FFFFFF"/>
+                <w:sz w:val="19"/>
               </w:rPr>
               <w:t>Por reforzar</w:t>
             </w:r>
@@ -77,12 +132,17 @@
           <w:tcPr>
             <w:tcW w:type="dxa" w:w="2160"/>
             <w:shd w:val="clear" w:color="auto" w:fill="28467E"/>
+            <w:vAlign w:val="top"/>
           </w:tcPr>
           <w:p>
+            <w:pPr>
+              <w:spacing w:before="0" w:after="40" w:line="240" w:lineRule="auto"/>
+            </w:pPr>
             <w:r>
               <w:rPr>
                 <w:b/>
                 <w:color w:val="FFFFFF"/>
+                <w:sz w:val="19"/>
               </w:rPr>
               <w:t>Notas / ubicación de evidencia</w:t>
             </w:r>
@@ -92,20 +152,53 @@
       <w:tr>
         <w:tc>
           <w:tcPr>
-            <w:tcW w:type="dxa" w:w="2160"/>
+            <w:tcW w:type="dxa" w:w="5184"/>
+            <w:vAlign w:val="top"/>
           </w:tcPr>
           <w:p>
+            <w:pPr>
+              <w:spacing w:before="0" w:after="40" w:line="240" w:lineRule="auto"/>
+            </w:pPr>
             <w:r>
+              <w:rPr>
+                <w:sz w:val="19"/>
+              </w:rPr>
               <w:t>Producto 1.1 · El expediente de información clave de la MiPyME, documentado (incluye diagnóstico de marca, benchmarking, personas compradoras y diagnóstico de redes)</w:t>
             </w:r>
           </w:p>
         </w:tc>
         <w:tc>
           <w:tcPr>
-            <w:tcW w:type="dxa" w:w="2160"/>
+            <w:tcW w:type="dxa" w:w="1224"/>
+            <w:vAlign w:val="top"/>
           </w:tcPr>
           <w:p>
+            <w:pPr>
+              <w:spacing w:before="0" w:after="40" w:line="240" w:lineRule="auto"/>
+              <w:jc w:val="center"/>
+            </w:pPr>
             <w:r>
+              <w:rPr>
+                <w:sz w:val="19"/>
+              </w:rPr>
+              <w:t>☐</w:t>
+            </w:r>
+          </w:p>
+        </w:tc>
+        <w:tc>
+          <w:tcPr>
+            <w:tcW w:type="dxa" w:w="1368"/>
+            <w:vAlign w:val="top"/>
+          </w:tcPr>
+          <w:p>
+            <w:pPr>
+              <w:spacing w:before="0" w:after="40" w:line="240" w:lineRule="auto"/>
+              <w:jc w:val="center"/>
+            </w:pPr>
+            <w:r>
+              <w:rPr>
+                <w:sz w:val="19"/>
+              </w:rPr>
               <w:t>☐</w:t>
             </w:r>
           </w:p>
@@ -113,9 +206,73 @@
         <w:tc>
           <w:tcPr>
             <w:tcW w:type="dxa" w:w="2160"/>
+            <w:vAlign w:val="top"/>
           </w:tcPr>
           <w:p>
+            <w:pPr>
+              <w:spacing w:before="0" w:after="40" w:line="240" w:lineRule="auto"/>
+            </w:pPr>
             <w:r>
+              <w:rPr>
+                <w:sz w:val="19"/>
+              </w:rPr>
+            </w:r>
+          </w:p>
+        </w:tc>
+      </w:tr>
+      <w:tr>
+        <w:tc>
+          <w:tcPr>
+            <w:tcW w:type="dxa" w:w="5184"/>
+            <w:shd w:val="clear" w:color="auto" w:fill="F3F6FB"/>
+            <w:vAlign w:val="top"/>
+          </w:tcPr>
+          <w:p>
+            <w:pPr>
+              <w:spacing w:before="0" w:after="40" w:line="240" w:lineRule="auto"/>
+            </w:pPr>
+            <w:r>
+              <w:rPr>
+                <w:sz w:val="19"/>
+              </w:rPr>
+              <w:t>Producto 1.2 · La estrategia de contenido de mercadotecnia digital de la MiPyME utilizando IA, diseñada (incluye objetivos SMART, propuesta de valor, calendario, herramientas IA y presupuesto estimado)</w:t>
+            </w:r>
+          </w:p>
+        </w:tc>
+        <w:tc>
+          <w:tcPr>
+            <w:tcW w:type="dxa" w:w="1224"/>
+            <w:shd w:val="clear" w:color="auto" w:fill="F3F6FB"/>
+            <w:vAlign w:val="top"/>
+          </w:tcPr>
+          <w:p>
+            <w:pPr>
+              <w:spacing w:before="0" w:after="40" w:line="240" w:lineRule="auto"/>
+              <w:jc w:val="center"/>
+            </w:pPr>
+            <w:r>
+              <w:rPr>
+                <w:sz w:val="19"/>
+              </w:rPr>
+              <w:t>☐</w:t>
+            </w:r>
+          </w:p>
+        </w:tc>
+        <w:tc>
+          <w:tcPr>
+            <w:tcW w:type="dxa" w:w="1368"/>
+            <w:shd w:val="clear" w:color="auto" w:fill="F3F6FB"/>
+            <w:vAlign w:val="top"/>
+          </w:tcPr>
+          <w:p>
+            <w:pPr>
+              <w:spacing w:before="0" w:after="40" w:line="240" w:lineRule="auto"/>
+              <w:jc w:val="center"/>
+            </w:pPr>
+            <w:r>
+              <w:rPr>
+                <w:sz w:val="19"/>
+              </w:rPr>
               <w:t>☐</w:t>
             </w:r>
           </w:p>
@@ -123,29 +280,71 @@
         <w:tc>
           <w:tcPr>
             <w:tcW w:type="dxa" w:w="2160"/>
+            <w:shd w:val="clear" w:color="auto" w:fill="F3F6FB"/>
+            <w:vAlign w:val="top"/>
           </w:tcPr>
           <w:p>
-            <w:r/>
+            <w:pPr>
+              <w:spacing w:before="0" w:after="40" w:line="240" w:lineRule="auto"/>
+            </w:pPr>
+            <w:r>
+              <w:rPr>
+                <w:sz w:val="19"/>
+              </w:rPr>
+            </w:r>
           </w:p>
         </w:tc>
       </w:tr>
       <w:tr>
         <w:tc>
           <w:tcPr>
-            <w:tcW w:type="dxa" w:w="2160"/>
+            <w:tcW w:type="dxa" w:w="5184"/>
+            <w:vAlign w:val="top"/>
           </w:tcPr>
           <w:p>
+            <w:pPr>
+              <w:spacing w:before="0" w:after="40" w:line="240" w:lineRule="auto"/>
+            </w:pPr>
             <w:r>
-              <w:t>Producto 1.2 · La estrategia de contenido de marketing digital de la MiPyME utilizando IA, diseñada (incluye objetivos SMART, propuesta de valor, calendario, herramientas IA y presupuesto estimado)</w:t>
+              <w:rPr>
+                <w:sz w:val="19"/>
+              </w:rPr>
+              <w:t>Producto 2.1 · El contenido de texto del portafolio de mercadotecnia digital generado con IA, documentado (prompts con 7 componentes + texto final + verificación de sesgos)</w:t>
             </w:r>
           </w:p>
         </w:tc>
         <w:tc>
           <w:tcPr>
-            <w:tcW w:type="dxa" w:w="2160"/>
+            <w:tcW w:type="dxa" w:w="1224"/>
+            <w:vAlign w:val="top"/>
           </w:tcPr>
           <w:p>
+            <w:pPr>
+              <w:spacing w:before="0" w:after="40" w:line="240" w:lineRule="auto"/>
+              <w:jc w:val="center"/>
+            </w:pPr>
             <w:r>
+              <w:rPr>
+                <w:sz w:val="19"/>
+              </w:rPr>
+              <w:t>☐</w:t>
+            </w:r>
+          </w:p>
+        </w:tc>
+        <w:tc>
+          <w:tcPr>
+            <w:tcW w:type="dxa" w:w="1368"/>
+            <w:vAlign w:val="top"/>
+          </w:tcPr>
+          <w:p>
+            <w:pPr>
+              <w:spacing w:before="0" w:after="40" w:line="240" w:lineRule="auto"/>
+              <w:jc w:val="center"/>
+            </w:pPr>
+            <w:r>
+              <w:rPr>
+                <w:sz w:val="19"/>
+              </w:rPr>
               <w:t>☐</w:t>
             </w:r>
           </w:p>
@@ -153,9 +352,73 @@
         <w:tc>
           <w:tcPr>
             <w:tcW w:type="dxa" w:w="2160"/>
+            <w:vAlign w:val="top"/>
           </w:tcPr>
           <w:p>
+            <w:pPr>
+              <w:spacing w:before="0" w:after="40" w:line="240" w:lineRule="auto"/>
+            </w:pPr>
             <w:r>
+              <w:rPr>
+                <w:sz w:val="19"/>
+              </w:rPr>
+            </w:r>
+          </w:p>
+        </w:tc>
+      </w:tr>
+      <w:tr>
+        <w:tc>
+          <w:tcPr>
+            <w:tcW w:type="dxa" w:w="5184"/>
+            <w:shd w:val="clear" w:color="auto" w:fill="F3F6FB"/>
+            <w:vAlign w:val="top"/>
+          </w:tcPr>
+          <w:p>
+            <w:pPr>
+              <w:spacing w:before="0" w:after="40" w:line="240" w:lineRule="auto"/>
+            </w:pPr>
+            <w:r>
+              <w:rPr>
+                <w:sz w:val="19"/>
+              </w:rPr>
+              <w:t>Producto 2.2 · El contenido de imagen del portafolio de mercadotecnia digital generado con IA, documentado (prompts con parámetros + imágenes en relaciones de aspecto correctas + verificación anatómica)</w:t>
+            </w:r>
+          </w:p>
+        </w:tc>
+        <w:tc>
+          <w:tcPr>
+            <w:tcW w:type="dxa" w:w="1224"/>
+            <w:shd w:val="clear" w:color="auto" w:fill="F3F6FB"/>
+            <w:vAlign w:val="top"/>
+          </w:tcPr>
+          <w:p>
+            <w:pPr>
+              <w:spacing w:before="0" w:after="40" w:line="240" w:lineRule="auto"/>
+              <w:jc w:val="center"/>
+            </w:pPr>
+            <w:r>
+              <w:rPr>
+                <w:sz w:val="19"/>
+              </w:rPr>
+              <w:t>☐</w:t>
+            </w:r>
+          </w:p>
+        </w:tc>
+        <w:tc>
+          <w:tcPr>
+            <w:tcW w:type="dxa" w:w="1368"/>
+            <w:shd w:val="clear" w:color="auto" w:fill="F3F6FB"/>
+            <w:vAlign w:val="top"/>
+          </w:tcPr>
+          <w:p>
+            <w:pPr>
+              <w:spacing w:before="0" w:after="40" w:line="240" w:lineRule="auto"/>
+              <w:jc w:val="center"/>
+            </w:pPr>
+            <w:r>
+              <w:rPr>
+                <w:sz w:val="19"/>
+              </w:rPr>
               <w:t>☐</w:t>
             </w:r>
           </w:p>
@@ -163,29 +426,71 @@
         <w:tc>
           <w:tcPr>
             <w:tcW w:type="dxa" w:w="2160"/>
+            <w:shd w:val="clear" w:color="auto" w:fill="F3F6FB"/>
+            <w:vAlign w:val="top"/>
           </w:tcPr>
           <w:p>
-            <w:r/>
+            <w:pPr>
+              <w:spacing w:before="0" w:after="40" w:line="240" w:lineRule="auto"/>
+            </w:pPr>
+            <w:r>
+              <w:rPr>
+                <w:sz w:val="19"/>
+              </w:rPr>
+            </w:r>
           </w:p>
         </w:tc>
       </w:tr>
       <w:tr>
         <w:tc>
           <w:tcPr>
-            <w:tcW w:type="dxa" w:w="2160"/>
+            <w:tcW w:type="dxa" w:w="5184"/>
+            <w:vAlign w:val="top"/>
           </w:tcPr>
           <w:p>
+            <w:pPr>
+              <w:spacing w:before="0" w:after="40" w:line="240" w:lineRule="auto"/>
+            </w:pPr>
             <w:r>
-              <w:t>Producto 2.1 · El contenido de texto del portafolio de marketing digital generado con IA, documentado (prompts con 7 componentes + texto final + verificación de sesgos)</w:t>
+              <w:rPr>
+                <w:sz w:val="19"/>
+              </w:rPr>
+              <w:t>Producto 2.3 · El contenido de audio del portafolio de mercadotecnia digital generado con IA, documentado (herramienta utilizada + parámetros + audio final + coherencia con marca)</w:t>
             </w:r>
           </w:p>
         </w:tc>
         <w:tc>
           <w:tcPr>
-            <w:tcW w:type="dxa" w:w="2160"/>
+            <w:tcW w:type="dxa" w:w="1224"/>
+            <w:vAlign w:val="top"/>
           </w:tcPr>
           <w:p>
+            <w:pPr>
+              <w:spacing w:before="0" w:after="40" w:line="240" w:lineRule="auto"/>
+              <w:jc w:val="center"/>
+            </w:pPr>
             <w:r>
+              <w:rPr>
+                <w:sz w:val="19"/>
+              </w:rPr>
+              <w:t>☐</w:t>
+            </w:r>
+          </w:p>
+        </w:tc>
+        <w:tc>
+          <w:tcPr>
+            <w:tcW w:type="dxa" w:w="1368"/>
+            <w:vAlign w:val="top"/>
+          </w:tcPr>
+          <w:p>
+            <w:pPr>
+              <w:spacing w:before="0" w:after="40" w:line="240" w:lineRule="auto"/>
+              <w:jc w:val="center"/>
+            </w:pPr>
+            <w:r>
+              <w:rPr>
+                <w:sz w:val="19"/>
+              </w:rPr>
               <w:t>☐</w:t>
             </w:r>
           </w:p>
@@ -193,9 +498,73 @@
         <w:tc>
           <w:tcPr>
             <w:tcW w:type="dxa" w:w="2160"/>
+            <w:vAlign w:val="top"/>
           </w:tcPr>
           <w:p>
+            <w:pPr>
+              <w:spacing w:before="0" w:after="40" w:line="240" w:lineRule="auto"/>
+            </w:pPr>
             <w:r>
+              <w:rPr>
+                <w:sz w:val="19"/>
+              </w:rPr>
+            </w:r>
+          </w:p>
+        </w:tc>
+      </w:tr>
+      <w:tr>
+        <w:tc>
+          <w:tcPr>
+            <w:tcW w:type="dxa" w:w="5184"/>
+            <w:shd w:val="clear" w:color="auto" w:fill="F3F6FB"/>
+            <w:vAlign w:val="top"/>
+          </w:tcPr>
+          <w:p>
+            <w:pPr>
+              <w:spacing w:before="0" w:after="40" w:line="240" w:lineRule="auto"/>
+            </w:pPr>
+            <w:r>
+              <w:rPr>
+                <w:sz w:val="19"/>
+              </w:rPr>
+              <w:t>Producto 2.4 · El contenido de video del portafolio de mercadotecnia digital generado con IA, documentado (prompts con 6 parámetros + video final + verificación de consistencia entre escenas)</w:t>
+            </w:r>
+          </w:p>
+        </w:tc>
+        <w:tc>
+          <w:tcPr>
+            <w:tcW w:type="dxa" w:w="1224"/>
+            <w:shd w:val="clear" w:color="auto" w:fill="F3F6FB"/>
+            <w:vAlign w:val="top"/>
+          </w:tcPr>
+          <w:p>
+            <w:pPr>
+              <w:spacing w:before="0" w:after="40" w:line="240" w:lineRule="auto"/>
+              <w:jc w:val="center"/>
+            </w:pPr>
+            <w:r>
+              <w:rPr>
+                <w:sz w:val="19"/>
+              </w:rPr>
+              <w:t>☐</w:t>
+            </w:r>
+          </w:p>
+        </w:tc>
+        <w:tc>
+          <w:tcPr>
+            <w:tcW w:type="dxa" w:w="1368"/>
+            <w:shd w:val="clear" w:color="auto" w:fill="F3F6FB"/>
+            <w:vAlign w:val="top"/>
+          </w:tcPr>
+          <w:p>
+            <w:pPr>
+              <w:spacing w:before="0" w:after="40" w:line="240" w:lineRule="auto"/>
+              <w:jc w:val="center"/>
+            </w:pPr>
+            <w:r>
+              <w:rPr>
+                <w:sz w:val="19"/>
+              </w:rPr>
               <w:t>☐</w:t>
             </w:r>
           </w:p>
@@ -203,29 +572,71 @@
         <w:tc>
           <w:tcPr>
             <w:tcW w:type="dxa" w:w="2160"/>
+            <w:shd w:val="clear" w:color="auto" w:fill="F3F6FB"/>
+            <w:vAlign w:val="top"/>
           </w:tcPr>
           <w:p>
-            <w:r/>
+            <w:pPr>
+              <w:spacing w:before="0" w:after="40" w:line="240" w:lineRule="auto"/>
+            </w:pPr>
+            <w:r>
+              <w:rPr>
+                <w:sz w:val="19"/>
+              </w:rPr>
+            </w:r>
           </w:p>
         </w:tc>
       </w:tr>
       <w:tr>
         <w:tc>
           <w:tcPr>
-            <w:tcW w:type="dxa" w:w="2160"/>
+            <w:tcW w:type="dxa" w:w="5184"/>
+            <w:vAlign w:val="top"/>
           </w:tcPr>
           <w:p>
+            <w:pPr>
+              <w:spacing w:before="0" w:after="40" w:line="240" w:lineRule="auto"/>
+            </w:pPr>
             <w:r>
-              <w:t>Producto 2.2 · El contenido de imagen del portafolio de marketing digital generado con IA, documentado (prompts con parámetros + imágenes en relaciones de aspecto correctas + verificación anatómica)</w:t>
+              <w:rPr>
+                <w:sz w:val="19"/>
+              </w:rPr>
+              <w:t>Producto 3.1 · La bitácora de implementación del contenido de mercadotecnia digital en plataformas digitales, documentada (listado de publicaciones + capturas de pantalla + incidencias + herramientas de medición)</w:t>
             </w:r>
           </w:p>
         </w:tc>
         <w:tc>
           <w:tcPr>
-            <w:tcW w:type="dxa" w:w="2160"/>
+            <w:tcW w:type="dxa" w:w="1224"/>
+            <w:vAlign w:val="top"/>
           </w:tcPr>
           <w:p>
+            <w:pPr>
+              <w:spacing w:before="0" w:after="40" w:line="240" w:lineRule="auto"/>
+              <w:jc w:val="center"/>
+            </w:pPr>
             <w:r>
+              <w:rPr>
+                <w:sz w:val="19"/>
+              </w:rPr>
+              <w:t>☐</w:t>
+            </w:r>
+          </w:p>
+        </w:tc>
+        <w:tc>
+          <w:tcPr>
+            <w:tcW w:type="dxa" w:w="1368"/>
+            <w:vAlign w:val="top"/>
+          </w:tcPr>
+          <w:p>
+            <w:pPr>
+              <w:spacing w:before="0" w:after="40" w:line="240" w:lineRule="auto"/>
+              <w:jc w:val="center"/>
+            </w:pPr>
+            <w:r>
+              <w:rPr>
+                <w:sz w:val="19"/>
+              </w:rPr>
               <w:t>☐</w:t>
             </w:r>
           </w:p>
@@ -233,9 +644,73 @@
         <w:tc>
           <w:tcPr>
             <w:tcW w:type="dxa" w:w="2160"/>
+            <w:vAlign w:val="top"/>
           </w:tcPr>
           <w:p>
+            <w:pPr>
+              <w:spacing w:before="0" w:after="40" w:line="240" w:lineRule="auto"/>
+            </w:pPr>
             <w:r>
+              <w:rPr>
+                <w:sz w:val="19"/>
+              </w:rPr>
+            </w:r>
+          </w:p>
+        </w:tc>
+      </w:tr>
+      <w:tr>
+        <w:tc>
+          <w:tcPr>
+            <w:tcW w:type="dxa" w:w="5184"/>
+            <w:shd w:val="clear" w:color="auto" w:fill="F3F6FB"/>
+            <w:vAlign w:val="top"/>
+          </w:tcPr>
+          <w:p>
+            <w:pPr>
+              <w:spacing w:before="0" w:after="40" w:line="240" w:lineRule="auto"/>
+            </w:pPr>
+            <w:r>
+              <w:rPr>
+                <w:sz w:val="19"/>
+              </w:rPr>
+              <w:t>Producto 3.2 · La guía operativa de publicación para la MiPyME, documentada (procedimiento paso a paso + especificaciones técnicas + horarios + políticas de contenido + accesos)</w:t>
+            </w:r>
+          </w:p>
+        </w:tc>
+        <w:tc>
+          <w:tcPr>
+            <w:tcW w:type="dxa" w:w="1224"/>
+            <w:shd w:val="clear" w:color="auto" w:fill="F3F6FB"/>
+            <w:vAlign w:val="top"/>
+          </w:tcPr>
+          <w:p>
+            <w:pPr>
+              <w:spacing w:before="0" w:after="40" w:line="240" w:lineRule="auto"/>
+              <w:jc w:val="center"/>
+            </w:pPr>
+            <w:r>
+              <w:rPr>
+                <w:sz w:val="19"/>
+              </w:rPr>
+              <w:t>☐</w:t>
+            </w:r>
+          </w:p>
+        </w:tc>
+        <w:tc>
+          <w:tcPr>
+            <w:tcW w:type="dxa" w:w="1368"/>
+            <w:shd w:val="clear" w:color="auto" w:fill="F3F6FB"/>
+            <w:vAlign w:val="top"/>
+          </w:tcPr>
+          <w:p>
+            <w:pPr>
+              <w:spacing w:before="0" w:after="40" w:line="240" w:lineRule="auto"/>
+              <w:jc w:val="center"/>
+            </w:pPr>
+            <w:r>
+              <w:rPr>
+                <w:sz w:val="19"/>
+              </w:rPr>
               <w:t>☐</w:t>
             </w:r>
           </w:p>
@@ -243,29 +718,71 @@
         <w:tc>
           <w:tcPr>
             <w:tcW w:type="dxa" w:w="2160"/>
+            <w:shd w:val="clear" w:color="auto" w:fill="F3F6FB"/>
+            <w:vAlign w:val="top"/>
           </w:tcPr>
           <w:p>
-            <w:r/>
+            <w:pPr>
+              <w:spacing w:before="0" w:after="40" w:line="240" w:lineRule="auto"/>
+            </w:pPr>
+            <w:r>
+              <w:rPr>
+                <w:sz w:val="19"/>
+              </w:rPr>
+            </w:r>
           </w:p>
         </w:tc>
       </w:tr>
       <w:tr>
         <w:tc>
           <w:tcPr>
-            <w:tcW w:type="dxa" w:w="2160"/>
+            <w:tcW w:type="dxa" w:w="5184"/>
+            <w:vAlign w:val="top"/>
           </w:tcPr>
           <w:p>
+            <w:pPr>
+              <w:spacing w:before="0" w:after="40" w:line="240" w:lineRule="auto"/>
+            </w:pPr>
             <w:r>
-              <w:t>Producto 2.3 · El contenido de audio del portafolio de marketing digital generado con IA, documentado (herramienta utilizada + parámetros + audio final + coherencia con marca)</w:t>
+              <w:rPr>
+                <w:sz w:val="19"/>
+              </w:rPr>
+              <w:t>Producto 4.1 · El reporte de desempeño del contenido publicado de mercadotecnia digital, documentado (incluye el plan de optimización del siguiente periodo con calendario y validación del cliente)</w:t>
             </w:r>
           </w:p>
         </w:tc>
         <w:tc>
           <w:tcPr>
-            <w:tcW w:type="dxa" w:w="2160"/>
+            <w:tcW w:type="dxa" w:w="1224"/>
+            <w:vAlign w:val="top"/>
           </w:tcPr>
           <w:p>
+            <w:pPr>
+              <w:spacing w:before="0" w:after="40" w:line="240" w:lineRule="auto"/>
+              <w:jc w:val="center"/>
+            </w:pPr>
             <w:r>
+              <w:rPr>
+                <w:sz w:val="19"/>
+              </w:rPr>
+              <w:t>☐</w:t>
+            </w:r>
+          </w:p>
+        </w:tc>
+        <w:tc>
+          <w:tcPr>
+            <w:tcW w:type="dxa" w:w="1368"/>
+            <w:vAlign w:val="top"/>
+          </w:tcPr>
+          <w:p>
+            <w:pPr>
+              <w:spacing w:before="0" w:after="40" w:line="240" w:lineRule="auto"/>
+              <w:jc w:val="center"/>
+            </w:pPr>
+            <w:r>
+              <w:rPr>
+                <w:sz w:val="19"/>
+              </w:rPr>
               <w:t>☐</w:t>
             </w:r>
           </w:p>
@@ -273,191 +790,81 @@
         <w:tc>
           <w:tcPr>
             <w:tcW w:type="dxa" w:w="2160"/>
+            <w:vAlign w:val="top"/>
           </w:tcPr>
           <w:p>
+            <w:pPr>
+              <w:spacing w:before="0" w:after="40" w:line="240" w:lineRule="auto"/>
+            </w:pPr>
             <w:r>
-              <w:t>☐</w:t>
+              <w:rPr>
+                <w:sz w:val="19"/>
+              </w:rPr>
             </w:r>
-          </w:p>
-        </w:tc>
-        <w:tc>
-          <w:tcPr>
-            <w:tcW w:type="dxa" w:w="2160"/>
-          </w:tcPr>
-          <w:p>
-            <w:r/>
-          </w:p>
-        </w:tc>
-      </w:tr>
-      <w:tr>
-        <w:tc>
-          <w:tcPr>
-            <w:tcW w:type="dxa" w:w="2160"/>
-          </w:tcPr>
-          <w:p>
-            <w:r>
-              <w:t>Producto 2.4 · El contenido de video del portafolio de marketing digital generado con IA, documentado (prompts con 6 parámetros + video final + verificación de consistencia entre escenas)</w:t>
-            </w:r>
-          </w:p>
-        </w:tc>
-        <w:tc>
-          <w:tcPr>
-            <w:tcW w:type="dxa" w:w="2160"/>
-          </w:tcPr>
-          <w:p>
-            <w:r>
-              <w:t>☐</w:t>
-            </w:r>
-          </w:p>
-        </w:tc>
-        <w:tc>
-          <w:tcPr>
-            <w:tcW w:type="dxa" w:w="2160"/>
-          </w:tcPr>
-          <w:p>
-            <w:r>
-              <w:t>☐</w:t>
-            </w:r>
-          </w:p>
-        </w:tc>
-        <w:tc>
-          <w:tcPr>
-            <w:tcW w:type="dxa" w:w="2160"/>
-          </w:tcPr>
-          <w:p>
-            <w:r/>
-          </w:p>
-        </w:tc>
-      </w:tr>
-      <w:tr>
-        <w:tc>
-          <w:tcPr>
-            <w:tcW w:type="dxa" w:w="2160"/>
-          </w:tcPr>
-          <w:p>
-            <w:r>
-              <w:t>Producto 3.1 · La bitácora de implementación del contenido de marketing digital en plataformas digitales, documentada (listado de publicaciones + capturas de pantalla + incidencias + herramientas de medición)</w:t>
-            </w:r>
-          </w:p>
-        </w:tc>
-        <w:tc>
-          <w:tcPr>
-            <w:tcW w:type="dxa" w:w="2160"/>
-          </w:tcPr>
-          <w:p>
-            <w:r>
-              <w:t>☐</w:t>
-            </w:r>
-          </w:p>
-        </w:tc>
-        <w:tc>
-          <w:tcPr>
-            <w:tcW w:type="dxa" w:w="2160"/>
-          </w:tcPr>
-          <w:p>
-            <w:r>
-              <w:t>☐</w:t>
-            </w:r>
-          </w:p>
-        </w:tc>
-        <w:tc>
-          <w:tcPr>
-            <w:tcW w:type="dxa" w:w="2160"/>
-          </w:tcPr>
-          <w:p>
-            <w:r/>
-          </w:p>
-        </w:tc>
-      </w:tr>
-      <w:tr>
-        <w:tc>
-          <w:tcPr>
-            <w:tcW w:type="dxa" w:w="2160"/>
-          </w:tcPr>
-          <w:p>
-            <w:r>
-              <w:t>Producto 3.2 · La guía operativa de publicación para la MiPyME, documentada (procedimiento paso a paso + especificaciones técnicas + horarios + políticas de contenido + accesos)</w:t>
-            </w:r>
-          </w:p>
-        </w:tc>
-        <w:tc>
-          <w:tcPr>
-            <w:tcW w:type="dxa" w:w="2160"/>
-          </w:tcPr>
-          <w:p>
-            <w:r>
-              <w:t>☐</w:t>
-            </w:r>
-          </w:p>
-        </w:tc>
-        <w:tc>
-          <w:tcPr>
-            <w:tcW w:type="dxa" w:w="2160"/>
-          </w:tcPr>
-          <w:p>
-            <w:r>
-              <w:t>☐</w:t>
-            </w:r>
-          </w:p>
-        </w:tc>
-        <w:tc>
-          <w:tcPr>
-            <w:tcW w:type="dxa" w:w="2160"/>
-          </w:tcPr>
-          <w:p>
-            <w:r/>
-          </w:p>
-        </w:tc>
-      </w:tr>
-      <w:tr>
-        <w:tc>
-          <w:tcPr>
-            <w:tcW w:type="dxa" w:w="2160"/>
-          </w:tcPr>
-          <w:p>
-            <w:r>
-              <w:t>Producto 4.1 · El reporte de desempeño del contenido publicado de marketing digital, documentado (incluye el plan de optimización del siguiente periodo con calendario y validación del cliente)</w:t>
-            </w:r>
-          </w:p>
-        </w:tc>
-        <w:tc>
-          <w:tcPr>
-            <w:tcW w:type="dxa" w:w="2160"/>
-          </w:tcPr>
-          <w:p>
-            <w:r>
-              <w:t>☐</w:t>
-            </w:r>
-          </w:p>
-        </w:tc>
-        <w:tc>
-          <w:tcPr>
-            <w:tcW w:type="dxa" w:w="2160"/>
-          </w:tcPr>
-          <w:p>
-            <w:r>
-              <w:t>☐</w:t>
-            </w:r>
-          </w:p>
-        </w:tc>
-        <w:tc>
-          <w:tcPr>
-            <w:tcW w:type="dxa" w:w="2160"/>
-          </w:tcPr>
-          <w:p>
-            <w:r/>
           </w:p>
         </w:tc>
       </w:tr>
     </w:tbl>
     <w:sectPr>
+      <w:footerReference w:type="default" r:id="rId9"/>
       <w:pgSz w:w="12240" w:h="15840"/>
-      <w:pgMar w:top="1440" w:right="1800" w:bottom="1440" w:left="1800" w:header="720" w:footer="720" w:gutter="0"/>
+      <w:pgMar w:top="1152" w:right="1152" w:bottom="1080" w:left="1152" w:header="720" w:footer="576" w:gutter="0"/>
       <w:cols w:space="720"/>
       <w:docGrid w:linePitch="360"/>
     </w:sectPr>
   </w:body>
 </w:document>
+</file>
+
+<file path=word/footer1.xml><?xml version="1.0" encoding="utf-8"?>
+<w:ftr xmlns:m="http://schemas.openxmlformats.org/officeDocument/2006/math" xmlns:mc="http://schemas.openxmlformats.org/markup-compatibility/2006" xmlns:mo="http://schemas.microsoft.com/office/mac/office/2008/main" xmlns:mv="urn:schemas-microsoft-com:mac:vml" xmlns:o="urn:schemas-microsoft-com:office:office" xmlns:r="http://schemas.openxmlformats.org/officeDocument/2006/relationships" xmlns:v="urn:schemas-microsoft-com:vml" xmlns:w10="urn:schemas-microsoft-com:office:word" xmlns:w14="http://schemas.microsoft.com/office/word/2010/wordml" xmlns:w="http://schemas.openxmlformats.org/wordprocessingml/2006/main" xmlns:wne="http://schemas.microsoft.com/office/word/2006/wordml" xmlns:wp14="http://schemas.microsoft.com/office/word/2010/wordprocessingDrawing" xmlns:wp="http://schemas.openxmlformats.org/drawingml/2006/wordprocessingDrawing" xmlns:wpc="http://schemas.microsoft.com/office/word/2010/wordprocessingCanvas" xmlns:wpg="http://schemas.microsoft.com/office/word/2010/wordprocessingGroup" xmlns:wpi="http://schemas.microsoft.com/office/word/2010/wordprocessingInk" xmlns:wps="http://schemas.microsoft.com/office/word/2010/wordprocessingShape" mc:Ignorable="w14 wp14">
+  <w:p>
+    <w:pPr>
+      <w:pStyle w:val="Footer"/>
+      <w:pBdr>
+        <w:top w:val="single" w:sz="4" w:space="4" w:color="C9D3E4"/>
+      </w:pBdr>
+      <w:tabs>
+        <w:tab w:pos="9936" w:val="right"/>
+      </w:tabs>
+      <w:spacing w:before="120" w:after="0"/>
+    </w:pPr>
+    <w:r>
+      <w:rPr>
+        <w:rFonts w:ascii="Calibri" w:hAnsi="Calibri"/>
+        <w:color w:val="4B5563"/>
+        <w:sz w:val="16"/>
+      </w:rPr>
+    </w:r>
+    <w:r>
+      <w:rPr>
+        <w:rFonts w:ascii="Calibri" w:hAnsi="Calibri"/>
+        <w:color w:val="4B5563"/>
+        <w:sz w:val="16"/>
+      </w:rPr>
+      <w:t>Mi CompañIA · FUNDES México + Google.org</w:t>
+      <w:tab/>
+    </w:r>
+    <w:r>
+      <w:rPr>
+        <w:rFonts w:ascii="Calibri" w:hAnsi="Calibri"/>
+        <w:color w:val="4B5563"/>
+        <w:sz w:val="16"/>
+      </w:rPr>
+      <w:t xml:space="preserve">Página </w:t>
+    </w:r>
+    <w:r>
+      <w:rPr>
+        <w:rFonts w:ascii="Calibri" w:hAnsi="Calibri"/>
+        <w:color w:val="4B5563"/>
+        <w:sz w:val="16"/>
+      </w:rPr>
+      <w:fldChar w:fldCharType="begin"/>
+      <w:instrText xml:space="preserve"> PAGE </w:instrText>
+      <w:fldChar w:fldCharType="end"/>
+    </w:r>
+  </w:p>
+</w:ftr>
 </file>
 
 <file path=word/numbering.xml><?xml version="1.0" encoding="utf-8"?>
@@ -823,10 +1230,14 @@
     <w:name w:val="Normal"/>
     <w:qFormat/>
     <w:rsid w:val="00FC693F"/>
+    <w:pPr>
+      <w:widowControl/>
+      <w:spacing w:line="276" w:lineRule="auto" w:after="160"/>
+    </w:pPr>
     <w:rPr>
-      <w:rFonts w:ascii="Afacad" w:hAnsi="Afacad" w:cs="Afacad" w:eastAsia="Afacad"/>
+      <w:rFonts w:ascii="Calibri" w:hAnsi="Calibri" w:cs="Calibri" w:eastAsia="Calibri"/>
       <w:color w:val="4B5563"/>
-      <w:sz w:val="20"/>
+      <w:sz w:val="21"/>
     </w:rPr>
   </w:style>
   <w:style w:type="paragraph" w:styleId="Header">
@@ -884,15 +1295,15 @@
     <w:pPr>
       <w:keepNext/>
       <w:keepLines/>
-      <w:spacing w:before="480" w:after="0"/>
+      <w:spacing w:before="360" w:after="120" w:line="264" w:lineRule="auto"/>
       <w:outlineLvl w:val="0"/>
     </w:pPr>
     <w:rPr>
-      <w:rFonts w:asciiTheme="majorHAnsi" w:eastAsiaTheme="majorEastAsia" w:hAnsiTheme="majorHAnsi" w:cstheme="majorBidi" w:ascii="Afacad" w:hAnsi="Afacad" w:cs="Afacad" w:eastAsia="Afacad"/>
+      <w:rFonts w:asciiTheme="majorHAnsi" w:eastAsiaTheme="majorEastAsia" w:hAnsiTheme="majorHAnsi" w:cstheme="majorBidi" w:ascii="Calibri" w:hAnsi="Calibri" w:cs="Calibri" w:eastAsia="Calibri"/>
       <w:b/>
       <w:bCs/>
       <w:color w:val="28467E"/>
-      <w:sz w:val="30"/>
+      <w:sz w:val="28"/>
       <w:szCs w:val="28"/>
     </w:rPr>
   </w:style>
@@ -908,15 +1319,15 @@
     <w:pPr>
       <w:keepNext/>
       <w:keepLines/>
-      <w:spacing w:before="200" w:after="0"/>
+      <w:spacing w:before="280" w:after="80" w:line="264" w:lineRule="auto"/>
       <w:outlineLvl w:val="1"/>
     </w:pPr>
     <w:rPr>
-      <w:rFonts w:asciiTheme="majorHAnsi" w:eastAsiaTheme="majorEastAsia" w:hAnsiTheme="majorHAnsi" w:cstheme="majorBidi" w:ascii="Afacad" w:hAnsi="Afacad" w:cs="Afacad" w:eastAsia="Afacad"/>
+      <w:rFonts w:asciiTheme="majorHAnsi" w:eastAsiaTheme="majorEastAsia" w:hAnsiTheme="majorHAnsi" w:cstheme="majorBidi" w:ascii="Calibri" w:hAnsi="Calibri" w:cs="Calibri" w:eastAsia="Calibri"/>
       <w:b/>
       <w:bCs/>
       <w:color w:val="28467E"/>
-      <w:sz w:val="24"/>
+      <w:sz w:val="23"/>
       <w:szCs w:val="26"/>
     </w:rPr>
   </w:style>
@@ -932,15 +1343,15 @@
     <w:pPr>
       <w:keepNext/>
       <w:keepLines/>
-      <w:spacing w:before="200" w:after="0"/>
+      <w:spacing w:before="240" w:after="60" w:line="264" w:lineRule="auto"/>
       <w:outlineLvl w:val="2"/>
     </w:pPr>
     <w:rPr>
-      <w:rFonts w:asciiTheme="majorHAnsi" w:eastAsiaTheme="majorEastAsia" w:hAnsiTheme="majorHAnsi" w:cstheme="majorBidi" w:ascii="Afacad" w:hAnsi="Afacad" w:cs="Afacad" w:eastAsia="Afacad"/>
+      <w:rFonts w:asciiTheme="majorHAnsi" w:eastAsiaTheme="majorEastAsia" w:hAnsiTheme="majorHAnsi" w:cstheme="majorBidi" w:ascii="Calibri" w:hAnsi="Calibri" w:cs="Calibri" w:eastAsia="Calibri"/>
       <w:b/>
       <w:bCs/>
       <w:color w:val="28467E"/>
-      <w:sz w:val="22"/>
+      <w:sz w:val="21"/>
     </w:rPr>
   </w:style>
   <w:style w:type="paragraph" w:styleId="Heading4">
@@ -1171,14 +1582,15 @@
     <w:qFormat/>
     <w:rsid w:val="00FC693F"/>
     <w:pPr>
+      <w:keepNext/>
       <w:pBdr>
         <w:bottom w:val="single" w:sz="8" w:space="4" w:color="4F81BD" w:themeColor="accent1"/>
       </w:pBdr>
-      <w:spacing w:after="300" w:line="240" w:lineRule="auto"/>
+      <w:spacing w:after="80" w:line="264" w:lineRule="auto" w:before="0"/>
       <w:contextualSpacing/>
     </w:pPr>
     <w:rPr>
-      <w:rFonts w:asciiTheme="majorHAnsi" w:eastAsiaTheme="majorEastAsia" w:hAnsiTheme="majorHAnsi" w:cstheme="majorBidi" w:ascii="Afacad" w:hAnsi="Afacad" w:cs="Afacad" w:eastAsia="Afacad"/>
+      <w:rFonts w:asciiTheme="majorHAnsi" w:eastAsiaTheme="majorEastAsia" w:hAnsiTheme="majorHAnsi" w:cstheme="majorBidi" w:ascii="Calibri" w:hAnsi="Calibri" w:cs="Calibri" w:eastAsia="Calibri"/>
       <w:b/>
       <w:color w:val="28467E"/>
       <w:spacing w:val="5"/>
@@ -1357,8 +1769,14 @@
       <w:numPr>
         <w:numId w:val="1"/>
       </w:numPr>
+      <w:spacing w:after="60" w:line="276" w:lineRule="auto"/>
       <w:contextualSpacing/>
     </w:pPr>
+    <w:rPr>
+      <w:rFonts w:ascii="Calibri" w:hAnsi="Calibri" w:cs="Calibri" w:eastAsia="Calibri"/>
+      <w:color w:val="4B5563"/>
+      <w:sz w:val="21"/>
+    </w:rPr>
   </w:style>
   <w:style w:type="paragraph" w:styleId="ListBullet2">
     <w:name w:val="List Bullet 2"/>
@@ -1396,8 +1814,14 @@
       <w:numPr>
         <w:numId w:val="5"/>
       </w:numPr>
+      <w:spacing w:after="60" w:line="276" w:lineRule="auto"/>
       <w:contextualSpacing/>
     </w:pPr>
+    <w:rPr>
+      <w:rFonts w:ascii="Calibri" w:hAnsi="Calibri" w:cs="Calibri" w:eastAsia="Calibri"/>
+      <w:color w:val="4B5563"/>
+      <w:sz w:val="21"/>
+    </w:rPr>
   </w:style>
   <w:style w:type="paragraph" w:styleId="ListNumber2">
     <w:name w:val="List Number 2"/>
